--- a/backend-exhibits/ShareFile to OneDrive Standard Plan - Standard Not Include.docx
+++ b/backend-exhibits/ShareFile to OneDrive Standard Plan - Standard Not Include.docx
@@ -51,7 +51,7 @@
                 <w:b/>
                 <w:sz w:val="21"/>
               </w:rPr>
-              <w:t xml:space="preserve">Out of scope Features for Standard Plan (Citrix to </w:t>
+              <w:t xml:space="preserve">Out of scope Features for Basic Plan (Citrix to </w:t>
             </w:r>
             <w:proofErr w:type="spellStart"/>
             <w:proofErr w:type="gramStart"/>

--- a/backend-exhibits/ShareFile to OneDrive Standard Plan - Standard Not Include.docx
+++ b/backend-exhibits/ShareFile to OneDrive Standard Plan - Standard Not Include.docx
@@ -47,7 +47,7 @@
             </w:pPr>
             <w:r>
               <w:rPr>
-                <w:rFonts w:ascii="Arial" w:eastAsia="Arial" w:hAnsi="Arial" w:cs="Arial"/>
+                <w:rFonts w:ascii="Arial" w:hAnsi="Arial" w:cs="Arial" w:eastAsia="Arial"/>
                 <w:b/>
                 <w:sz w:val="21"/>
               </w:rPr>
@@ -57,7 +57,7 @@
             <w:proofErr w:type="gramStart"/>
             <w:r>
               <w:rPr>
-                <w:rFonts w:ascii="Arial" w:eastAsia="Arial" w:hAnsi="Arial" w:cs="Arial"/>
+                <w:rFonts w:ascii="Arial" w:hAnsi="Arial" w:cs="Arial" w:eastAsia="Arial"/>
                 <w:b/>
                 <w:sz w:val="21"/>
               </w:rPr>
@@ -66,7 +66,7 @@
             <w:proofErr w:type="spellEnd"/>
             <w:r>
               <w:rPr>
-                <w:rFonts w:ascii="Arial" w:eastAsia="Arial" w:hAnsi="Arial" w:cs="Arial"/>
+                <w:rFonts w:ascii="Arial" w:hAnsi="Arial" w:cs="Arial" w:eastAsia="Arial"/>
                 <w:b/>
                 <w:sz w:val="21"/>
               </w:rPr>
@@ -93,7 +93,7 @@
           <w:p>
             <w:r>
               <w:rPr>
-                <w:rFonts w:ascii="Arial" w:eastAsia="Arial" w:hAnsi="Arial" w:cs="Arial"/>
+                <w:rFonts w:ascii="Arial" w:hAnsi="Arial" w:cs="Arial" w:eastAsia="Arial"/>
                 <w:b/>
                 <w:sz w:val="21"/>
               </w:rPr>
@@ -118,7 +118,7 @@
             <w:proofErr w:type="spellStart"/>
             <w:r>
               <w:rPr>
-                <w:rFonts w:ascii="Arial" w:eastAsia="Arial" w:hAnsi="Arial" w:cs="Arial"/>
+                <w:rFonts w:ascii="Arial" w:hAnsi="Arial" w:cs="Arial" w:eastAsia="Arial"/>
                 <w:sz w:val="21"/>
               </w:rPr>
               <w:t>CloudFuze</w:t>
@@ -126,7 +126,7 @@
             <w:proofErr w:type="spellEnd"/>
             <w:r>
               <w:rPr>
-                <w:rFonts w:ascii="Arial" w:eastAsia="Arial" w:hAnsi="Arial" w:cs="Arial"/>
+                <w:rFonts w:ascii="Arial" w:hAnsi="Arial" w:cs="Arial" w:eastAsia="Arial"/>
                 <w:sz w:val="21"/>
               </w:rPr>
               <w:t xml:space="preserve"> can migrate external permissions (Files/Folders shared with people of outside organizations) of files/folders to the destination along with access levels.</w:t>
@@ -151,7 +151,7 @@
           <w:p>
             <w:r>
               <w:rPr>
-                <w:rFonts w:ascii="Arial" w:eastAsia="Arial" w:hAnsi="Arial" w:cs="Arial"/>
+                <w:rFonts w:ascii="Arial" w:hAnsi="Arial" w:cs="Arial" w:eastAsia="Arial"/>
                 <w:b/>
                 <w:sz w:val="21"/>
               </w:rPr>
@@ -175,7 +175,7 @@
             </w:pPr>
             <w:r>
               <w:rPr>
-                <w:rFonts w:ascii="Arial" w:eastAsia="Arial" w:hAnsi="Arial" w:cs="Arial"/>
+                <w:rFonts w:ascii="Arial" w:hAnsi="Arial" w:cs="Arial" w:eastAsia="Arial"/>
                 <w:sz w:val="21"/>
               </w:rPr>
               <w:t>The system retains the addresses of links present within a file, which point to other files in the cloud. These links' addresses will be transformed into appropriate destination formats during Migration.</w:t>
@@ -200,7 +200,7 @@
           <w:p>
             <w:r>
               <w:rPr>
-                <w:rFonts w:ascii="Arial" w:eastAsia="Arial" w:hAnsi="Arial" w:cs="Arial"/>
+                <w:rFonts w:ascii="Arial" w:hAnsi="Arial" w:cs="Arial" w:eastAsia="Arial"/>
                 <w:b/>
                 <w:sz w:val="21"/>
               </w:rPr>
@@ -224,7 +224,7 @@
             </w:pPr>
             <w:r>
               <w:rPr>
-                <w:rFonts w:ascii="Arial" w:eastAsia="Arial" w:hAnsi="Arial" w:cs="Arial"/>
+                <w:rFonts w:ascii="Arial" w:hAnsi="Arial" w:cs="Arial" w:eastAsia="Arial"/>
                 <w:sz w:val="21"/>
               </w:rPr>
               <w:t>Migration of all file versions from source to destination.</w:t>
@@ -249,7 +249,7 @@
           <w:p>
             <w:r>
               <w:rPr>
-                <w:rFonts w:ascii="Arial" w:eastAsia="Arial" w:hAnsi="Arial" w:cs="Arial"/>
+                <w:rFonts w:ascii="Arial" w:hAnsi="Arial" w:cs="Arial" w:eastAsia="Arial"/>
                 <w:b/>
                 <w:sz w:val="21"/>
               </w:rPr>
@@ -273,7 +273,7 @@
             </w:pPr>
             <w:r>
               <w:rPr>
-                <w:rFonts w:ascii="Arial" w:eastAsia="Arial" w:hAnsi="Arial" w:cs="Arial"/>
+                <w:rFonts w:ascii="Arial" w:hAnsi="Arial" w:cs="Arial" w:eastAsia="Arial"/>
                 <w:sz w:val="21"/>
               </w:rPr>
               <w:t>The system will automatically prevent the generation of email notifications for collaborations on folders/files originating from the destination cloud.</w:t>
@@ -298,7 +298,7 @@
           <w:p>
             <w:r>
               <w:rPr>
-                <w:rFonts w:ascii="Arial" w:eastAsia="Arial" w:hAnsi="Arial" w:cs="Arial"/>
+                <w:rFonts w:ascii="Arial" w:hAnsi="Arial" w:cs="Arial" w:eastAsia="Arial"/>
                 <w:b/>
                 <w:sz w:val="21"/>
               </w:rPr>
@@ -323,7 +323,7 @@
             <w:proofErr w:type="spellStart"/>
             <w:r>
               <w:rPr>
-                <w:rFonts w:ascii="Arial" w:eastAsia="Arial" w:hAnsi="Arial" w:cs="Arial"/>
+                <w:rFonts w:ascii="Arial" w:hAnsi="Arial" w:cs="Arial" w:eastAsia="Arial"/>
                 <w:sz w:val="21"/>
               </w:rPr>
               <w:t>CloudFuze</w:t>
@@ -331,7 +331,7 @@
             <w:proofErr w:type="spellEnd"/>
             <w:r>
               <w:rPr>
-                <w:rFonts w:ascii="Arial" w:eastAsia="Arial" w:hAnsi="Arial" w:cs="Arial"/>
+                <w:rFonts w:ascii="Arial" w:hAnsi="Arial" w:cs="Arial" w:eastAsia="Arial"/>
                 <w:sz w:val="21"/>
               </w:rPr>
               <w:t xml:space="preserve"> migrates all shared links from source to destination and maintains the type of links.</w:t>
@@ -355,10 +355,10 @@
   <w:docDefaults>
     <w:rPrDefault>
       <w:rPr>
-        <w:rFonts w:asciiTheme="minorHAnsi" w:eastAsiaTheme="minorEastAsia" w:hAnsiTheme="minorHAnsi" w:cstheme="minorBidi"/>
+        <w:rFonts w:ascii="Arial" w:hAnsi="Arial" w:cs="Arial" w:eastAsia="Arial"/>
         <w:kern w:val="2"/>
-        <w:sz w:val="24"/>
-        <w:szCs w:val="24"/>
+        <w:sz w:val="21"/>
+        <w:szCs w:val="21"/>
         <w:lang w:val="en-IN" w:eastAsia="en-IN" w:bidi="ar-SA"/>
         <w14:ligatures w14:val="standardContextual"/>
       </w:rPr>
@@ -754,9 +754,9 @@
       <w:spacing w:line="259" w:lineRule="auto"/>
     </w:pPr>
     <w:rPr>
-      <w:rFonts w:ascii="Calibri" w:eastAsia="Calibri" w:hAnsi="Calibri" w:cs="Calibri"/>
+      <w:rFonts w:ascii="Arial" w:hAnsi="Arial" w:cs="Arial" w:eastAsia="Arial"/>
       <w:color w:val="000000"/>
-      <w:sz w:val="22"/>
+      <w:sz w:val="21"/>
     </w:rPr>
   </w:style>
   <w:style w:type="character" w:default="1" w:styleId="DefaultParagraphFont">
